--- a/data/revised_2026-10_full/outputs/v2/Physics/SS1.1_Pressure/Physics_Pressure_SummaryTable.docx
+++ b/data/revised_2026-10_full/outputs/v2/Physics/SS1.1_Pressure/Physics_Pressure_SummaryTable.docx
@@ -2002,7 +2002,7 @@
         </w:rPr>
         <w:t xml:space="preserve">© 2026 SeaVuria and ARES. This work is licensed under a </w:t>
       </w:r>
-      <w:hyperlink w:history="1" r:id="rId8o0mz_u2mq6hgqcmmeccx">
+      <w:hyperlink w:history="1" r:id="rIdl9kqp2dv7xzvg_zi0kbj8">
         <w:r>
           <w:rPr>
             <w:rFonts w:ascii="Arial" w:cs="Arial" w:eastAsia="Arial" w:hAnsi="Arial"/>
@@ -2022,7 +2022,7 @@
         </w:rPr>
         <w:t xml:space="preserve"> (</w:t>
       </w:r>
-      <w:hyperlink w:history="1" r:id="rId2h4gpiecbgvkke370kh4-">
+      <w:hyperlink w:history="1" r:id="rIdtm-i-pduwepcwvq77vwsf">
         <w:r>
           <w:rPr>
             <w:rFonts w:ascii="Arial" w:cs="Arial" w:eastAsia="Arial" w:hAnsi="Arial"/>
@@ -2042,7 +2042,7 @@
         </w:rPr>
         <w:t xml:space="preserve">). To view a copy of this license, visit </w:t>
       </w:r>
-      <w:hyperlink w:history="1" r:id="rIdp2klqxhbj5xczhjjhx4vo">
+      <w:hyperlink w:history="1" r:id="rIdlsm_tw6saw2j963ykkede">
         <w:r>
           <w:rPr>
             <w:rFonts w:ascii="Arial" w:cs="Arial" w:eastAsia="Arial" w:hAnsi="Arial"/>
